--- a/public/template/alih-status/ba-penelitian.docx
+++ b/public/template/alih-status/ba-penelitian.docx
@@ -4838,7 +4838,23 @@
           <w:szCs w:val="20"/>
         </w:rPr>
         <w:br/>
-        <w:t xml:space="preserve">TANGGAK </w:t>
+        <w:t>TANGGA</w:t>
+      </w:r>
+      <w:r>
+        <w:rPr>
+          <w:rFonts w:ascii="Arial" w:eastAsia="Arial" w:hAnsi="Arial" w:cs="Arial"/>
+          <w:sz w:val="20"/>
+          <w:szCs w:val="20"/>
+        </w:rPr>
+        <w:t>L</w:t>
+      </w:r>
+      <w:r>
+        <w:rPr>
+          <w:rFonts w:ascii="Arial" w:eastAsia="Arial" w:hAnsi="Arial" w:cs="Arial"/>
+          <w:sz w:val="20"/>
+          <w:szCs w:val="20"/>
+        </w:rPr>
+        <w:t xml:space="preserve"> </w:t>
       </w:r>
       <w:r>
         <w:rPr>
